--- a/CS599_大作业报告.docx
+++ b/CS599_大作业报告.docx
@@ -2688,13 +2688,38 @@
         <w:jc w:val="center"/>
       </w:pPr>
       <w:r>
-        <w:rPr>
-          <w:rFonts w:ascii="Microsoft YaHei" w:hAnsi="Microsoft YaHei" w:eastAsia="Microsoft YaHei"/>
-          <w:i/>
-          <w:color w:val="888888"/>
-          <w:sz w:val="22"/>
-        </w:rPr>
-        <w:t>【系统整体架构图 — 请使用 Draw.io / ProcessOn 绘制以下结构：表现层(React) → API层(FastAPI) → 编排层(LangGraph StateGraph) → Agent层(5个Agent) → 工具层(Tavily/ChromaDB) → 记忆层(三层记忆) → 数据层(SQLite)】</w:t>
+        <w:drawing>
+          <wp:inline xmlns:a="http://schemas.openxmlformats.org/drawingml/2006/main" xmlns:pic="http://schemas.openxmlformats.org/drawingml/2006/picture">
+            <wp:extent cx="5303520" cy="2711707"/>
+            <wp:docPr id="1" name="Picture 1"/>
+            <wp:cNvGraphicFramePr>
+              <a:graphicFrameLocks noChangeAspect="1"/>
+            </wp:cNvGraphicFramePr>
+            <a:graphic>
+              <a:graphicData uri="http://schemas.openxmlformats.org/drawingml/2006/picture">
+                <pic:pic>
+                  <pic:nvPicPr>
+                    <pic:cNvPr id="0" name="图1_系统整体架构图.png"/>
+                    <pic:cNvPicPr/>
+                  </pic:nvPicPr>
+                  <pic:blipFill>
+                    <a:blip r:embed="rId9"/>
+                    <a:stretch>
+                      <a:fillRect/>
+                    </a:stretch>
+                  </pic:blipFill>
+                  <pic:spPr>
+                    <a:xfrm>
+                      <a:off x="0" y="0"/>
+                      <a:ext cx="5303520" cy="2711707"/>
+                    </a:xfrm>
+                    <a:prstGeom prst="rect"/>
+                  </pic:spPr>
+                </pic:pic>
+              </a:graphicData>
+            </a:graphic>
+          </wp:inline>
+        </w:drawing>
       </w:r>
     </w:p>
     <w:p>
@@ -3086,13 +3111,38 @@
         <w:jc w:val="center"/>
       </w:pPr>
       <w:r>
-        <w:rPr>
-          <w:rFonts w:ascii="Microsoft YaHei" w:hAnsi="Microsoft YaHei" w:eastAsia="Microsoft YaHei"/>
-          <w:i/>
-          <w:color w:val="888888"/>
-          <w:sz w:val="22"/>
-        </w:rPr>
-        <w:t>【Agent 交互时序图 — 请绘制：用户 → chat.py → LangGraph → check_student_info → [collect_info | search_knowledge_base] → [socratic_teach | tavily_search → generate_answer] → save_conversation_turn → 返回用户】</w:t>
+        <w:drawing>
+          <wp:inline xmlns:a="http://schemas.openxmlformats.org/drawingml/2006/main" xmlns:pic="http://schemas.openxmlformats.org/drawingml/2006/picture">
+            <wp:extent cx="5303520" cy="4358478"/>
+            <wp:docPr id="2" name="Picture 2"/>
+            <wp:cNvGraphicFramePr>
+              <a:graphicFrameLocks noChangeAspect="1"/>
+            </wp:cNvGraphicFramePr>
+            <a:graphic>
+              <a:graphicData uri="http://schemas.openxmlformats.org/drawingml/2006/picture">
+                <pic:pic>
+                  <pic:nvPicPr>
+                    <pic:cNvPr id="0" name="图2_Agent交互时序图.png"/>
+                    <pic:cNvPicPr/>
+                  </pic:nvPicPr>
+                  <pic:blipFill>
+                    <a:blip r:embed="rId10"/>
+                    <a:stretch>
+                      <a:fillRect/>
+                    </a:stretch>
+                  </pic:blipFill>
+                  <pic:spPr>
+                    <a:xfrm>
+                      <a:off x="0" y="0"/>
+                      <a:ext cx="5303520" cy="4358478"/>
+                    </a:xfrm>
+                    <a:prstGeom prst="rect"/>
+                  </pic:spPr>
+                </pic:pic>
+              </a:graphicData>
+            </a:graphic>
+          </wp:inline>
+        </w:drawing>
       </w:r>
     </w:p>
     <w:p>
@@ -3237,13 +3287,38 @@
         <w:jc w:val="center"/>
       </w:pPr>
       <w:r>
-        <w:rPr>
-          <w:rFonts w:ascii="Microsoft YaHei" w:hAnsi="Microsoft YaHei" w:eastAsia="Microsoft YaHei"/>
-          <w:i/>
-          <w:color w:val="888888"/>
-          <w:sz w:val="22"/>
-        </w:rPr>
-        <w:t>【数据流图 — 请绘制 TutorState 在各节点间的字段变化流程】</w:t>
+        <w:drawing>
+          <wp:inline xmlns:a="http://schemas.openxmlformats.org/drawingml/2006/main" xmlns:pic="http://schemas.openxmlformats.org/drawingml/2006/picture">
+            <wp:extent cx="5303520" cy="796939"/>
+            <wp:docPr id="3" name="Picture 3"/>
+            <wp:cNvGraphicFramePr>
+              <a:graphicFrameLocks noChangeAspect="1"/>
+            </wp:cNvGraphicFramePr>
+            <a:graphic>
+              <a:graphicData uri="http://schemas.openxmlformats.org/drawingml/2006/picture">
+                <pic:pic>
+                  <pic:nvPicPr>
+                    <pic:cNvPr id="0" name="图3_数据流图.png"/>
+                    <pic:cNvPicPr/>
+                  </pic:nvPicPr>
+                  <pic:blipFill>
+                    <a:blip r:embed="rId11"/>
+                    <a:stretch>
+                      <a:fillRect/>
+                    </a:stretch>
+                  </pic:blipFill>
+                  <pic:spPr>
+                    <a:xfrm>
+                      <a:off x="0" y="0"/>
+                      <a:ext cx="5303520" cy="796939"/>
+                    </a:xfrm>
+                    <a:prstGeom prst="rect"/>
+                  </pic:spPr>
+                </pic:pic>
+              </a:graphicData>
+            </a:graphic>
+          </wp:inline>
+        </w:drawing>
       </w:r>
     </w:p>
     <w:p>
@@ -3760,13 +3835,38 @@
         <w:jc w:val="center"/>
       </w:pPr>
       <w:r>
-        <w:rPr>
-          <w:rFonts w:ascii="Microsoft YaHei" w:hAnsi="Microsoft YaHei" w:eastAsia="Microsoft YaHei"/>
-          <w:i/>
-          <w:color w:val="888888"/>
-          <w:sz w:val="22"/>
-        </w:rPr>
-        <w:t>【记忆机制架构图 — 请绘制三层记忆 + Checkpoint 的关系图】</w:t>
+        <w:drawing>
+          <wp:inline xmlns:a="http://schemas.openxmlformats.org/drawingml/2006/main" xmlns:pic="http://schemas.openxmlformats.org/drawingml/2006/picture">
+            <wp:extent cx="5303520" cy="1935926"/>
+            <wp:docPr id="4" name="Picture 4"/>
+            <wp:cNvGraphicFramePr>
+              <a:graphicFrameLocks noChangeAspect="1"/>
+            </wp:cNvGraphicFramePr>
+            <a:graphic>
+              <a:graphicData uri="http://schemas.openxmlformats.org/drawingml/2006/picture">
+                <pic:pic>
+                  <pic:nvPicPr>
+                    <pic:cNvPr id="0" name="图4_记忆机制架构图.png"/>
+                    <pic:cNvPicPr/>
+                  </pic:nvPicPr>
+                  <pic:blipFill>
+                    <a:blip r:embed="rId12"/>
+                    <a:stretch>
+                      <a:fillRect/>
+                    </a:stretch>
+                  </pic:blipFill>
+                  <pic:spPr>
+                    <a:xfrm>
+                      <a:off x="0" y="0"/>
+                      <a:ext cx="5303520" cy="1935926"/>
+                    </a:xfrm>
+                    <a:prstGeom prst="rect"/>
+                  </pic:spPr>
+                </pic:pic>
+              </a:graphicData>
+            </a:graphic>
+          </wp:inline>
+        </w:drawing>
       </w:r>
     </w:p>
     <w:p>
